--- a/backend/src/CongTacDang.Infrastructure/Templates/Word/Mau_11_PhieuBoPhieuChiBo.docx
+++ b/backend/src/CongTacDang.Infrastructure/Templates/Word/Mau_11_PhieuBoPhieuChiBo.docx
@@ -83,13 +83,22 @@
                 <w:bCs/>
               </w:rPr>
             </w:pPr>
-            <w:r>
-              <w:rPr>
-                <w:b/>
-                <w:bCs/>
-              </w:rPr>
-              <w:t>{{PARTY_CELL}}</w:t>
-            </w:r>
+            <w:sdt>
+              <w:sdtPr>
+                <w:alias w:val="PARTY_CELL"/>
+                <w:tag w:val="PARTY_CELL"/>
+                <w:id w:val="510057"/>
+              </w:sdtPr>
+              <w:sdtContent>
+                <w:r>
+                  <w:rPr>
+                    <w:b/>
+                    <w:bCs/>
+                  </w:rPr>
+                  <w:t xml:space="preserve">CHI BỘ CƠ SỞ TRỰC THUỘC</w:t>
+                </w:r>
+              </w:sdtContent>
+            </w:sdt>
           </w:p>
           <w:p>
             <w:pPr>
@@ -187,8 +196,27 @@
           <w:sz w:val="30"/>
           <w:szCs w:val="30"/>
         </w:rPr>
-        <w:t>PHIẾU ĐÁNH GIÁ, XẾP LOẠI CÁN BỘ {{PERIOD_QUARTER_YEAR}}</w:t>
+        <w:t xml:space="preserve">PHIẾU ĐÁNH GIÁ, XẾP LOẠI CÁN BỘ </w:t>
       </w:r>
+      <w:sdt>
+        <w:sdtPr>
+          <w:alias w:val="PERIOD_QUARTER_YEAR"/>
+          <w:tag w:val="PERIOD_QUARTER_YEAR"/>
+          <w:id w:val="510058"/>
+        </w:sdtPr>
+        <w:sdtContent>
+          <w:r>
+            <w:rPr>
+              <w:b/>
+              <w:bCs/>
+              <w:color w:val="EE0000"/>
+              <w:sz w:val="30"/>
+              <w:szCs w:val="30"/>
+            </w:rPr>
+            <w:t xml:space="preserve">«PERIOD_QUARTER_YEAR»</w:t>
+          </w:r>
+        </w:sdtContent>
+      </w:sdt>
     </w:p>
     <w:p>
       <w:pPr>
@@ -1437,204 +1465,274 @@
           </w:p>
         </w:tc>
       </w:tr>
-      <w:tr>
-        <w:tc>
-          <w:tcPr>
-            <w:tcW w:w="450" w:type="dxa"/>
-          </w:tcPr>
-          <w:p>
-            <w:r>
-              <w:rPr>
-                <w:rFonts w:ascii="Times New Roman" w:hAnsi="Times New Roman"/>
-                <w:sz w:val="20"/>
-              </w:rPr>
-              <w:t>{{R_STT}}</w:t>
-            </w:r>
-          </w:p>
-        </w:tc>
-        <w:tc>
-          <w:tcPr>
-            <w:tcW w:w="1435" w:type="dxa"/>
-          </w:tcPr>
-          <w:p>
-            <w:r>
-              <w:rPr>
-                <w:rFonts w:ascii="Times New Roman" w:hAnsi="Times New Roman"/>
-                <w:sz w:val="20"/>
-              </w:rPr>
-              <w:t>{{R_NAME}}</w:t>
-            </w:r>
-          </w:p>
-        </w:tc>
-        <w:tc>
-          <w:tcPr>
-            <w:tcW w:w="1719" w:type="dxa"/>
-          </w:tcPr>
-          <w:p>
-            <w:r>
-              <w:rPr>
-                <w:rFonts w:ascii="Times New Roman" w:hAnsi="Times New Roman"/>
-                <w:sz w:val="20"/>
-              </w:rPr>
-              <w:t>{{R_POSITION_DEPT}}</w:t>
-            </w:r>
-          </w:p>
-        </w:tc>
-        <w:tc>
-          <w:tcPr>
-            <w:tcW w:w="871" w:type="dxa"/>
-          </w:tcPr>
-          <w:p>
-            <w:r>
-              <w:rPr>
-                <w:rFonts w:ascii="Times New Roman" w:hAnsi="Times New Roman"/>
-                <w:sz w:val="20"/>
-              </w:rPr>
-              <w:t>{{R_SCORE}}</w:t>
-            </w:r>
-          </w:p>
-        </w:tc>
-        <w:tc>
-          <w:tcPr>
-            <w:tcW w:w="1324" w:type="dxa"/>
-          </w:tcPr>
-          <w:p>
-            <w:r>
-              <w:rPr>
-                <w:rFonts w:ascii="Times New Roman" w:hAnsi="Times New Roman"/>
-                <w:sz w:val="20"/>
-              </w:rPr>
-              <w:t/>
-            </w:r>
-          </w:p>
-        </w:tc>
-        <w:tc>
-          <w:tcPr>
-            <w:tcW w:w="774" w:type="dxa"/>
-          </w:tcPr>
-          <w:p>
-            <w:r>
-              <w:rPr>
-                <w:rFonts w:ascii="Times New Roman" w:hAnsi="Times New Roman"/>
-                <w:sz w:val="20"/>
-              </w:rPr>
-              <w:t>{{R_SELF_GRADE}}</w:t>
-            </w:r>
-          </w:p>
-        </w:tc>
-        <w:tc>
-          <w:tcPr>
-            <w:tcW w:w="728" w:type="dxa"/>
-          </w:tcPr>
-          <w:p>
-            <w:r>
-              <w:rPr>
-                <w:rFonts w:ascii="Times New Roman" w:hAnsi="Times New Roman"/>
-                <w:sz w:val="20"/>
-              </w:rPr>
-              <w:t/>
-            </w:r>
-          </w:p>
-        </w:tc>
-        <w:tc>
-          <w:tcPr>
-            <w:tcW w:w="2050" w:type="dxa"/>
-          </w:tcPr>
-          <w:p>
-            <w:r>
-              <w:rPr>
-                <w:rFonts w:ascii="Times New Roman" w:hAnsi="Times New Roman"/>
-                <w:sz w:val="20"/>
-              </w:rPr>
-              <w:t/>
-            </w:r>
-          </w:p>
-        </w:tc>
-        <w:tc>
-          <w:tcPr>
-            <w:tcW w:w="1276" w:type="dxa"/>
-          </w:tcPr>
-          <w:p>
-            <w:r>
-              <w:rPr>
-                <w:rFonts w:ascii="Times New Roman" w:hAnsi="Times New Roman"/>
-                <w:sz w:val="20"/>
-              </w:rPr>
-              <w:t/>
-            </w:r>
-          </w:p>
-        </w:tc>
-        <w:tc>
-          <w:tcPr>
-            <w:tcW w:w="898" w:type="dxa"/>
-          </w:tcPr>
-          <w:p>
-            <w:r>
-              <w:rPr>
-                <w:rFonts w:ascii="Times New Roman" w:hAnsi="Times New Roman"/>
-                <w:sz w:val="20"/>
-              </w:rPr>
-              <w:t/>
-            </w:r>
-          </w:p>
-        </w:tc>
-        <w:tc>
-          <w:tcPr>
-            <w:tcW w:w="738" w:type="dxa"/>
-          </w:tcPr>
-          <w:p>
-            <w:r>
-              <w:rPr>
-                <w:rFonts w:ascii="Times New Roman" w:hAnsi="Times New Roman"/>
-                <w:sz w:val="20"/>
-              </w:rPr>
-              <w:t/>
-            </w:r>
-          </w:p>
-        </w:tc>
-        <w:tc>
-          <w:tcPr>
-            <w:tcW w:w="705" w:type="dxa"/>
-          </w:tcPr>
-          <w:p>
-            <w:r>
-              <w:rPr>
-                <w:rFonts w:ascii="Times New Roman" w:hAnsi="Times New Roman"/>
-                <w:sz w:val="20"/>
-              </w:rPr>
-              <w:t/>
-            </w:r>
-          </w:p>
-        </w:tc>
-        <w:tc>
-          <w:tcPr>
-            <w:tcW w:w="808" w:type="dxa"/>
-          </w:tcPr>
-          <w:p>
-            <w:r>
-              <w:rPr>
-                <w:rFonts w:ascii="Times New Roman" w:hAnsi="Times New Roman"/>
-                <w:sz w:val="20"/>
-              </w:rPr>
-              <w:t/>
-            </w:r>
-          </w:p>
-        </w:tc>
-        <w:tc>
-          <w:tcPr>
-            <w:tcW w:w="806" w:type="dxa"/>
-          </w:tcPr>
-          <w:p>
-            <w:r>
-              <w:rPr>
-                <w:rFonts w:ascii="Times New Roman" w:hAnsi="Times New Roman"/>
-                <w:sz w:val="20"/>
-              </w:rPr>
-              <w:t/>
-            </w:r>
-          </w:p>
-        </w:tc>
-      </w:tr>
+      <w:sdt>
+        <w:sdtPr>
+          <w:alias w:val="repeat:RECORDS"/>
+          <w:tag w:val="repeat:RECORDS"/>
+          <w:id w:val="510065"/>
+        </w:sdtPr>
+        <w:sdtContent>
+          <w:tr>
+            <w:tc>
+              <w:tcPr>
+                <w:tcW w:w="450" w:type="dxa"/>
+              </w:tcPr>
+              <w:p>
+                <w:sdt>
+                  <w:sdtPr>
+                    <w:alias w:val="R_STT"/>
+                    <w:tag w:val="R_STT"/>
+                    <w:id w:val="510059"/>
+                  </w:sdtPr>
+                  <w:sdtContent>
+                    <w:r>
+                      <w:rPr>
+                        <w:rFonts w:ascii="Times New Roman" w:hAnsi="Times New Roman"/>
+                        <w:sz w:val="20"/>
+                      </w:rPr>
+                      <w:t xml:space="preserve">«R_STT»</w:t>
+                    </w:r>
+                  </w:sdtContent>
+                </w:sdt>
+              </w:p>
+            </w:tc>
+            <w:tc>
+              <w:tcPr>
+                <w:tcW w:w="1435" w:type="dxa"/>
+              </w:tcPr>
+              <w:p>
+                <w:sdt>
+                  <w:sdtPr>
+                    <w:alias w:val="R_NAME"/>
+                    <w:tag w:val="R_NAME"/>
+                    <w:id w:val="510060"/>
+                  </w:sdtPr>
+                  <w:sdtContent>
+                    <w:r>
+                      <w:rPr>
+                        <w:rFonts w:ascii="Times New Roman" w:hAnsi="Times New Roman"/>
+                        <w:sz w:val="20"/>
+                      </w:rPr>
+                      <w:t xml:space="preserve">«R_NAME»</w:t>
+                    </w:r>
+                  </w:sdtContent>
+                </w:sdt>
+              </w:p>
+            </w:tc>
+            <w:tc>
+              <w:tcPr>
+                <w:tcW w:w="1719" w:type="dxa"/>
+              </w:tcPr>
+              <w:p>
+                <w:sdt>
+                  <w:sdtPr>
+                    <w:alias w:val="R_POSITION_DEPT"/>
+                    <w:tag w:val="R_POSITION_DEPT"/>
+                    <w:id w:val="510061"/>
+                  </w:sdtPr>
+                  <w:sdtContent>
+                    <w:r>
+                      <w:rPr>
+                        <w:rFonts w:ascii="Times New Roman" w:hAnsi="Times New Roman"/>
+                        <w:sz w:val="20"/>
+                      </w:rPr>
+                      <w:t xml:space="preserve">«R_POSITION_DEPT»</w:t>
+                    </w:r>
+                  </w:sdtContent>
+                </w:sdt>
+              </w:p>
+            </w:tc>
+            <w:tc>
+              <w:tcPr>
+                <w:tcW w:w="871" w:type="dxa"/>
+              </w:tcPr>
+              <w:p>
+                <w:sdt>
+                  <w:sdtPr>
+                    <w:alias w:val="R_GENERAL_SCORE"/>
+                    <w:tag w:val="R_GENERAL_SCORE"/>
+                    <w:id w:val="510062"/>
+                  </w:sdtPr>
+                  <w:sdtContent>
+                    <w:r>
+                      <w:rPr>
+                        <w:rFonts w:ascii="Times New Roman" w:hAnsi="Times New Roman"/>
+                        <w:sz w:val="20"/>
+                      </w:rPr>
+                      <w:t xml:space="preserve">«R_GENERAL_SCORE»</w:t>
+                    </w:r>
+                  </w:sdtContent>
+                </w:sdt>
+              </w:p>
+            </w:tc>
+            <w:tc>
+              <w:tcPr>
+                <w:tcW w:w="1324" w:type="dxa"/>
+              </w:tcPr>
+              <w:p>
+                <w:r>
+                  <w:rPr>
+                    <w:rFonts w:ascii="Times New Roman" w:hAnsi="Times New Roman"/>
+                    <w:sz w:val="20"/>
+                  </w:rPr>
+                  <w:t/>
+                </w:r>
+                <w:sdt>
+                  <w:sdtPr>
+                    <w:alias w:val="R_TASKS_SCORE"/>
+                    <w:tag w:val="R_TASKS_SCORE"/>
+                    <w:id w:val="510064"/>
+                  </w:sdtPr>
+                  <w:sdtContent>
+                    <w:r>
+                      <w:rPr>
+                        <w:rFonts w:ascii="Times New Roman" w:hAnsi="Times New Roman"/>
+                        <w:sz w:val="20"/>
+                      </w:rPr>
+                      <w:t xml:space="preserve">«R_TASKS_SCORE»</w:t>
+                    </w:r>
+                  </w:sdtContent>
+                </w:sdt>
+              </w:p>
+            </w:tc>
+            <w:tc>
+              <w:tcPr>
+                <w:tcW w:w="774" w:type="dxa"/>
+              </w:tcPr>
+              <w:p>
+                <w:sdt>
+                  <w:sdtPr>
+                    <w:alias w:val="R_SELF_GRADE"/>
+                    <w:tag w:val="R_SELF_GRADE"/>
+                    <w:id w:val="510063"/>
+                  </w:sdtPr>
+                  <w:sdtContent>
+                    <w:r>
+                      <w:rPr>
+                        <w:rFonts w:ascii="Times New Roman" w:hAnsi="Times New Roman"/>
+                        <w:sz w:val="20"/>
+                      </w:rPr>
+                      <w:t xml:space="preserve">«R_SELF_GRADE»</w:t>
+                    </w:r>
+                  </w:sdtContent>
+                </w:sdt>
+              </w:p>
+            </w:tc>
+            <w:tc>
+              <w:tcPr>
+                <w:tcW w:w="728" w:type="dxa"/>
+              </w:tcPr>
+              <w:p>
+                <w:r>
+                  <w:rPr>
+                    <w:rFonts w:ascii="Times New Roman" w:hAnsi="Times New Roman"/>
+                    <w:sz w:val="20"/>
+                  </w:rPr>
+                  <w:t/>
+                </w:r>
+              </w:p>
+            </w:tc>
+            <w:tc>
+              <w:tcPr>
+                <w:tcW w:w="2050" w:type="dxa"/>
+              </w:tcPr>
+              <w:p>
+                <w:r>
+                  <w:rPr>
+                    <w:rFonts w:ascii="Times New Roman" w:hAnsi="Times New Roman"/>
+                    <w:sz w:val="20"/>
+                  </w:rPr>
+                  <w:t/>
+                </w:r>
+              </w:p>
+            </w:tc>
+            <w:tc>
+              <w:tcPr>
+                <w:tcW w:w="1276" w:type="dxa"/>
+              </w:tcPr>
+              <w:p>
+                <w:r>
+                  <w:rPr>
+                    <w:rFonts w:ascii="Times New Roman" w:hAnsi="Times New Roman"/>
+                    <w:sz w:val="20"/>
+                  </w:rPr>
+                  <w:t/>
+                </w:r>
+              </w:p>
+            </w:tc>
+            <w:tc>
+              <w:tcPr>
+                <w:tcW w:w="898" w:type="dxa"/>
+              </w:tcPr>
+              <w:p>
+                <w:r>
+                  <w:rPr>
+                    <w:rFonts w:ascii="Times New Roman" w:hAnsi="Times New Roman"/>
+                    <w:sz w:val="20"/>
+                  </w:rPr>
+                  <w:t/>
+                </w:r>
+              </w:p>
+            </w:tc>
+            <w:tc>
+              <w:tcPr>
+                <w:tcW w:w="738" w:type="dxa"/>
+              </w:tcPr>
+              <w:p>
+                <w:r>
+                  <w:rPr>
+                    <w:rFonts w:ascii="Times New Roman" w:hAnsi="Times New Roman"/>
+                    <w:sz w:val="20"/>
+                  </w:rPr>
+                  <w:t/>
+                </w:r>
+              </w:p>
+            </w:tc>
+            <w:tc>
+              <w:tcPr>
+                <w:tcW w:w="705" w:type="dxa"/>
+              </w:tcPr>
+              <w:p>
+                <w:r>
+                  <w:rPr>
+                    <w:rFonts w:ascii="Times New Roman" w:hAnsi="Times New Roman"/>
+                    <w:sz w:val="20"/>
+                  </w:rPr>
+                  <w:t/>
+                </w:r>
+              </w:p>
+            </w:tc>
+            <w:tc>
+              <w:tcPr>
+                <w:tcW w:w="808" w:type="dxa"/>
+              </w:tcPr>
+              <w:p>
+                <w:r>
+                  <w:rPr>
+                    <w:rFonts w:ascii="Times New Roman" w:hAnsi="Times New Roman"/>
+                    <w:sz w:val="20"/>
+                  </w:rPr>
+                  <w:t/>
+                </w:r>
+              </w:p>
+            </w:tc>
+            <w:tc>
+              <w:tcPr>
+                <w:tcW w:w="806" w:type="dxa"/>
+              </w:tcPr>
+              <w:p>
+                <w:r>
+                  <w:rPr>
+                    <w:rFonts w:ascii="Times New Roman" w:hAnsi="Times New Roman"/>
+                    <w:sz w:val="20"/>
+                  </w:rPr>
+                  <w:t/>
+                </w:r>
+              </w:p>
+            </w:tc>
+          </w:tr>
+        </w:sdtContent>
+      </w:sdt>
     </w:tbl>
     <w:p>
       <w:pPr>

--- a/backend/src/CongTacDang.Infrastructure/Templates/Word/Mau_11_PhieuBoPhieuChiBo.docx
+++ b/backend/src/CongTacDang.Infrastructure/Templates/Word/Mau_11_PhieuBoPhieuChiBo.docx
@@ -71,9 +71,18 @@
             <w:pPr>
               <w:spacing w:before="120" w:after="120" w:line="234" w:lineRule="atLeast"/>
             </w:pPr>
-            <w:r>
-              <w:t>ĐẢNG BỘ TCT QUẢN LÝ BAY VIỆT NAM</w:t>
-            </w:r>
+            <w:sdt>
+              <w:sdtPr>
+                <w:alias w:val="ORG_SUPERIOR_PARTY_NAME"/>
+                <w:tag w:val="ORG_SUPERIOR_PARTY_NAME"/>
+                <w:id w:val="531007"/>
+              </w:sdtPr>
+              <w:sdtContent>
+                <w:r>
+                  <w:t>ĐẢNG BỘ TCT QUẢN LÝ BAY VIỆT NAM</w:t>
+                </w:r>
+              </w:sdtContent>
+            </w:sdt>
           </w:p>
           <w:p>
             <w:pPr>
@@ -152,13 +161,30 @@
                 <w:szCs w:val="28"/>
               </w:rPr>
             </w:pPr>
+            <w:sdt>
+              <w:sdtPr>
+                <w:alias w:val="ORG_LOCATION"/>
+                <w:tag w:val="ORG_LOCATION"/>
+                <w:id w:val="531008"/>
+              </w:sdtPr>
+              <w:sdtContent>
+                <w:r>
+                  <w:rPr>
+                    <w:i/>
+                    <w:sz w:val="28"/>
+                    <w:szCs w:val="28"/>
+                  </w:rPr>
+                  <w:t>…………</w:t>
+                </w:r>
+              </w:sdtContent>
+            </w:sdt>
             <w:r>
               <w:rPr>
                 <w:i/>
                 <w:sz w:val="28"/>
                 <w:szCs w:val="28"/>
               </w:rPr>
-              <w:t>…………, ngày…… tháng… … năm……</w:t>
+              <w:t xml:space="preserve">, ngày…… tháng… … năm……</w:t>
             </w:r>
           </w:p>
         </w:tc>

--- a/backend/src/CongTacDang.Infrastructure/Templates/Word/Mau_11_PhieuBoPhieuChiBo.docx
+++ b/backend/src/CongTacDang.Infrastructure/Templates/Word/Mau_11_PhieuBoPhieuChiBo.docx
@@ -1189,313 +1189,11 @@
           </w:p>
         </w:tc>
       </w:tr>
-      <w:tr>
-        <w:tc>
-          <w:tcPr>
-            <w:tcW w:w="450" w:type="dxa"/>
-          </w:tcPr>
-          <w:p>
-            <w:pPr>
-              <w:jc w:val="center"/>
-              <w:rPr>
-                <w:b/>
-                <w:bCs/>
-                <w:sz w:val="20"/>
-                <w:szCs w:val="20"/>
-              </w:rPr>
-            </w:pPr>
-            <w:r>
-              <w:rPr>
-                <w:b/>
-                <w:bCs/>
-                <w:sz w:val="20"/>
-                <w:szCs w:val="20"/>
-              </w:rPr>
-              <w:t>I</w:t>
-            </w:r>
-          </w:p>
-        </w:tc>
-        <w:tc>
-          <w:tcPr>
-            <w:tcW w:w="14133" w:type="dxa"/>
-            <w:gridSpan w:val="13"/>
-          </w:tcPr>
-          <w:p>
-            <w:pPr>
-              <w:rPr>
-                <w:b/>
-                <w:bCs/>
-                <w:sz w:val="20"/>
-                <w:szCs w:val="20"/>
-              </w:rPr>
-            </w:pPr>
-            <w:r>
-              <w:rPr>
-                <w:b/>
-                <w:bCs/>
-                <w:sz w:val="20"/>
-                <w:szCs w:val="20"/>
-              </w:rPr>
-              <w:t>DANH SÁCH CÁN BỘ THUỘC THẨM QUYỀN QUYẾT ĐỊNH, PHÊ DUYỆT MỨC XẾP LOẠI CỦA BAN THƯỜNG VỤ ĐẢNG ỦY TCT</w:t>
-            </w:r>
-          </w:p>
-        </w:tc>
-      </w:tr>
-      <w:tr>
-        <w:tc>
-          <w:tcPr>
-            <w:tcW w:w="450" w:type="dxa"/>
-          </w:tcPr>
-          <w:p>
-            <w:pPr>
-              <w:jc w:val="center"/>
-              <w:rPr>
-                <w:sz w:val="20"/>
-                <w:szCs w:val="20"/>
-              </w:rPr>
-            </w:pPr>
-          </w:p>
-        </w:tc>
-        <w:tc>
-          <w:tcPr>
-            <w:tcW w:w="1435" w:type="dxa"/>
-          </w:tcPr>
-          <w:p>
-            <w:pPr>
-              <w:rPr>
-                <w:sz w:val="20"/>
-                <w:szCs w:val="20"/>
-              </w:rPr>
-            </w:pPr>
-          </w:p>
-        </w:tc>
-        <w:tc>
-          <w:tcPr>
-            <w:tcW w:w="1719" w:type="dxa"/>
-          </w:tcPr>
-          <w:p>
-            <w:pPr>
-              <w:rPr>
-                <w:sz w:val="20"/>
-                <w:szCs w:val="20"/>
-              </w:rPr>
-            </w:pPr>
-          </w:p>
-        </w:tc>
-        <w:tc>
-          <w:tcPr>
-            <w:tcW w:w="871" w:type="dxa"/>
-          </w:tcPr>
-          <w:p>
-            <w:pPr>
-              <w:jc w:val="center"/>
-              <w:rPr>
-                <w:sz w:val="20"/>
-                <w:szCs w:val="20"/>
-              </w:rPr>
-            </w:pPr>
-          </w:p>
-        </w:tc>
-        <w:tc>
-          <w:tcPr>
-            <w:tcW w:w="1324" w:type="dxa"/>
-          </w:tcPr>
-          <w:p>
-            <w:pPr>
-              <w:jc w:val="center"/>
-              <w:rPr>
-                <w:sz w:val="20"/>
-                <w:szCs w:val="20"/>
-              </w:rPr>
-            </w:pPr>
-          </w:p>
-        </w:tc>
-        <w:tc>
-          <w:tcPr>
-            <w:tcW w:w="774" w:type="dxa"/>
-          </w:tcPr>
-          <w:p>
-            <w:pPr>
-              <w:jc w:val="center"/>
-              <w:rPr>
-                <w:sz w:val="20"/>
-                <w:szCs w:val="20"/>
-              </w:rPr>
-            </w:pPr>
-          </w:p>
-        </w:tc>
-        <w:tc>
-          <w:tcPr>
-            <w:tcW w:w="728" w:type="dxa"/>
-          </w:tcPr>
-          <w:p>
-            <w:pPr>
-              <w:jc w:val="center"/>
-              <w:rPr>
-                <w:sz w:val="20"/>
-                <w:szCs w:val="20"/>
-              </w:rPr>
-            </w:pPr>
-          </w:p>
-        </w:tc>
-        <w:tc>
-          <w:tcPr>
-            <w:tcW w:w="2050" w:type="dxa"/>
-          </w:tcPr>
-          <w:p>
-            <w:pPr>
-              <w:jc w:val="center"/>
-              <w:rPr>
-                <w:sz w:val="20"/>
-                <w:szCs w:val="20"/>
-              </w:rPr>
-            </w:pPr>
-          </w:p>
-        </w:tc>
-        <w:tc>
-          <w:tcPr>
-            <w:tcW w:w="1276" w:type="dxa"/>
-          </w:tcPr>
-          <w:p>
-            <w:pPr>
-              <w:jc w:val="center"/>
-              <w:rPr>
-                <w:i/>
-                <w:iCs/>
-                <w:sz w:val="20"/>
-                <w:szCs w:val="20"/>
-              </w:rPr>
-            </w:pPr>
-          </w:p>
-        </w:tc>
-        <w:tc>
-          <w:tcPr>
-            <w:tcW w:w="898" w:type="dxa"/>
-          </w:tcPr>
-          <w:p>
-            <w:pPr>
-              <w:jc w:val="center"/>
-              <w:rPr>
-                <w:sz w:val="20"/>
-                <w:szCs w:val="20"/>
-              </w:rPr>
-            </w:pPr>
-          </w:p>
-        </w:tc>
-        <w:tc>
-          <w:tcPr>
-            <w:tcW w:w="738" w:type="dxa"/>
-          </w:tcPr>
-          <w:p>
-            <w:pPr>
-              <w:jc w:val="center"/>
-              <w:rPr>
-                <w:sz w:val="20"/>
-                <w:szCs w:val="20"/>
-              </w:rPr>
-            </w:pPr>
-          </w:p>
-        </w:tc>
-        <w:tc>
-          <w:tcPr>
-            <w:tcW w:w="705" w:type="dxa"/>
-          </w:tcPr>
-          <w:p>
-            <w:pPr>
-              <w:jc w:val="center"/>
-              <w:rPr>
-                <w:sz w:val="20"/>
-                <w:szCs w:val="20"/>
-              </w:rPr>
-            </w:pPr>
-          </w:p>
-        </w:tc>
-        <w:tc>
-          <w:tcPr>
-            <w:tcW w:w="808" w:type="dxa"/>
-          </w:tcPr>
-          <w:p>
-            <w:pPr>
-              <w:jc w:val="center"/>
-              <w:rPr>
-                <w:sz w:val="20"/>
-                <w:szCs w:val="20"/>
-              </w:rPr>
-            </w:pPr>
-          </w:p>
-        </w:tc>
-        <w:tc>
-          <w:tcPr>
-            <w:tcW w:w="806" w:type="dxa"/>
-          </w:tcPr>
-          <w:p>
-            <w:pPr>
-              <w:jc w:val="center"/>
-              <w:rPr>
-                <w:sz w:val="20"/>
-                <w:szCs w:val="20"/>
-              </w:rPr>
-            </w:pPr>
-          </w:p>
-        </w:tc>
-      </w:tr>
-      <w:tr>
-        <w:tc>
-          <w:tcPr>
-            <w:tcW w:w="450" w:type="dxa"/>
-          </w:tcPr>
-          <w:p>
-            <w:pPr>
-              <w:jc w:val="center"/>
-              <w:rPr>
-                <w:b/>
-                <w:bCs/>
-                <w:sz w:val="20"/>
-                <w:szCs w:val="20"/>
-              </w:rPr>
-            </w:pPr>
-            <w:r>
-              <w:rPr>
-                <w:b/>
-                <w:bCs/>
-                <w:sz w:val="20"/>
-                <w:szCs w:val="20"/>
-              </w:rPr>
-              <w:t>II</w:t>
-            </w:r>
-          </w:p>
-        </w:tc>
-        <w:tc>
-          <w:tcPr>
-            <w:tcW w:w="14133" w:type="dxa"/>
-            <w:gridSpan w:val="13"/>
-          </w:tcPr>
-          <w:p>
-            <w:pPr>
-              <w:rPr>
-                <w:b/>
-                <w:bCs/>
-                <w:sz w:val="20"/>
-                <w:szCs w:val="20"/>
-              </w:rPr>
-            </w:pPr>
-            <w:r>
-              <w:rPr>
-                <w:b/>
-                <w:bCs/>
-                <w:sz w:val="20"/>
-                <w:szCs w:val="20"/>
-              </w:rPr>
-              <w:t>DANH SÁCH CÁN BỘ THUỘC THẨM QUYỀN QUYẾT ĐỊNH, PHÊ DUYỆT MỨC XẾP LOẠI CỦA ĐẢNG ỦY/CHI ỦY CƠ SỞ…</w:t>
-            </w:r>
-          </w:p>
-        </w:tc>
-      </w:tr>
       <w:sdt>
         <w:sdtPr>
-          <w:alias w:val="repeat:RECORDS"/>
-          <w:tag w:val="repeat:RECORDS"/>
-          <w:id w:val="510065"/>
+          <w:alias w:val="if:SHOW_SUPERIOR"/>
+          <w:tag w:val="if:SHOW_SUPERIOR"/>
+          <w:id w:val="921008"/>
         </w:sdtPr>
         <w:sdtContent>
           <w:tr>
@@ -1504,259 +1202,1135 @@
                 <w:tcW w:w="450" w:type="dxa"/>
               </w:tcPr>
               <w:p>
-                <w:sdt>
-                  <w:sdtPr>
-                    <w:alias w:val="R_STT"/>
-                    <w:tag w:val="R_STT"/>
-                    <w:id w:val="510059"/>
-                  </w:sdtPr>
-                  <w:sdtContent>
+                <w:pPr>
+                  <w:jc w:val="center"/>
+                  <w:rPr>
+                    <w:b/>
+                    <w:bCs/>
+                    <w:sz w:val="20"/>
+                    <w:szCs w:val="20"/>
+                  </w:rPr>
+                </w:pPr>
+                <w:r>
+                  <w:rPr>
+                    <w:b/>
+                    <w:bCs/>
+                    <w:sz w:val="20"/>
+                    <w:szCs w:val="20"/>
+                  </w:rPr>
+                  <w:t>I</w:t>
+                </w:r>
+              </w:p>
+            </w:tc>
+            <w:tc>
+              <w:tcPr>
+                <w:tcW w:w="14133" w:type="dxa"/>
+                <w:gridSpan w:val="13"/>
+              </w:tcPr>
+              <w:p>
+                <w:pPr>
+                  <w:rPr>
+                    <w:b/>
+                    <w:bCs/>
+                    <w:sz w:val="20"/>
+                    <w:szCs w:val="20"/>
+                  </w:rPr>
+                </w:pPr>
+                <w:r>
+                  <w:rPr>
+                    <w:b/>
+                    <w:bCs/>
+                    <w:sz w:val="20"/>
+                    <w:szCs w:val="20"/>
+                  </w:rPr>
+                  <w:t>DANH SÁCH CÁN BỘ THUỘC THẨM QUYỀN QUYẾT ĐỊNH, PHÊ DUYỆT MỨC XẾP LOẠI CỦA BAN THƯỜNG VỤ ĐẢNG ỦY TCT</w:t>
+                </w:r>
+              </w:p>
+            </w:tc>
+          </w:tr>
+          <w:sdt>
+            <w:sdtPr>
+              <w:alias w:val="repeat:SUPERIOR_ROWS"/>
+              <w:tag w:val="repeat:SUPERIOR_ROWS"/>
+              <w:id w:val="921004"/>
+            </w:sdtPr>
+            <w:sdtContent>
+              <w:tr>
+                <w:tc>
+                  <w:tcPr>
+                    <w:tcW w:w="450" w:type="dxa"/>
+                  </w:tcPr>
+                  <w:p>
+                    <w:sdt>
+                      <w:sdtPr>
+                        <w:alias w:val="R_STT"/>
+                        <w:tag w:val="R_STT"/>
+                        <w:id w:val="510059"/>
+                      </w:sdtPr>
+                      <w:sdtContent>
+                        <w:r>
+                          <w:rPr>
+                            <w:rFonts w:ascii="Times New Roman" w:hAnsi="Times New Roman"/>
+                            <w:sz w:val="20"/>
+                          </w:rPr>
+                          <w:t xml:space="preserve">«R_STT»</w:t>
+                        </w:r>
+                      </w:sdtContent>
+                    </w:sdt>
+                  </w:p>
+                </w:tc>
+                <w:tc>
+                  <w:tcPr>
+                    <w:tcW w:w="1435" w:type="dxa"/>
+                  </w:tcPr>
+                  <w:p>
+                    <w:sdt>
+                      <w:sdtPr>
+                        <w:alias w:val="R_NAME"/>
+                        <w:tag w:val="R_NAME"/>
+                        <w:id w:val="510060"/>
+                      </w:sdtPr>
+                      <w:sdtContent>
+                        <w:r>
+                          <w:rPr>
+                            <w:rFonts w:ascii="Times New Roman" w:hAnsi="Times New Roman"/>
+                            <w:sz w:val="20"/>
+                          </w:rPr>
+                          <w:t xml:space="preserve">«R_NAME»</w:t>
+                        </w:r>
+                      </w:sdtContent>
+                    </w:sdt>
+                  </w:p>
+                </w:tc>
+                <w:tc>
+                  <w:tcPr>
+                    <w:tcW w:w="1719" w:type="dxa"/>
+                  </w:tcPr>
+                  <w:p>
+                    <w:sdt>
+                      <w:sdtPr>
+                        <w:alias w:val="R_POSITION_DEPT"/>
+                        <w:tag w:val="R_POSITION_DEPT"/>
+                        <w:id w:val="510061"/>
+                      </w:sdtPr>
+                      <w:sdtContent>
+                        <w:r>
+                          <w:rPr>
+                            <w:rFonts w:ascii="Times New Roman" w:hAnsi="Times New Roman"/>
+                            <w:sz w:val="20"/>
+                          </w:rPr>
+                          <w:t xml:space="preserve">«R_POSITION_DEPT»</w:t>
+                        </w:r>
+                      </w:sdtContent>
+                    </w:sdt>
+                  </w:p>
+                </w:tc>
+                <w:tc>
+                  <w:tcPr>
+                    <w:tcW w:w="871" w:type="dxa"/>
+                  </w:tcPr>
+                  <w:p>
+                    <w:sdt>
+                      <w:sdtPr>
+                        <w:alias w:val="R_GENERAL_SCORE"/>
+                        <w:tag w:val="R_GENERAL_SCORE"/>
+                        <w:id w:val="510062"/>
+                      </w:sdtPr>
+                      <w:sdtContent>
+                        <w:r>
+                          <w:rPr>
+                            <w:rFonts w:ascii="Times New Roman" w:hAnsi="Times New Roman"/>
+                            <w:sz w:val="20"/>
+                          </w:rPr>
+                          <w:t xml:space="preserve">«R_GENERAL_SCORE»</w:t>
+                        </w:r>
+                      </w:sdtContent>
+                    </w:sdt>
+                  </w:p>
+                </w:tc>
+                <w:tc>
+                  <w:tcPr>
+                    <w:tcW w:w="1324" w:type="dxa"/>
+                  </w:tcPr>
+                  <w:p>
                     <w:r>
                       <w:rPr>
                         <w:rFonts w:ascii="Times New Roman" w:hAnsi="Times New Roman"/>
                         <w:sz w:val="20"/>
                       </w:rPr>
-                      <w:t xml:space="preserve">«R_STT»</w:t>
+                      <w:t/>
+                    </w:r>
+                    <w:sdt>
+                      <w:sdtPr>
+                        <w:alias w:val="R_TASKS_SCORE"/>
+                        <w:tag w:val="R_TASKS_SCORE"/>
+                        <w:id w:val="510064"/>
+                      </w:sdtPr>
+                      <w:sdtContent>
+                        <w:r>
+                          <w:rPr>
+                            <w:rFonts w:ascii="Times New Roman" w:hAnsi="Times New Roman"/>
+                            <w:sz w:val="20"/>
+                          </w:rPr>
+                          <w:t xml:space="preserve">«R_TASKS_SCORE»</w:t>
+                        </w:r>
+                      </w:sdtContent>
+                    </w:sdt>
+                  </w:p>
+                </w:tc>
+                <w:tc>
+                  <w:tcPr>
+                    <w:tcW w:w="774" w:type="dxa"/>
+                  </w:tcPr>
+                  <w:p>
+                    <w:sdt>
+                      <w:sdtPr>
+                        <w:alias w:val="R_SELF_GRADE"/>
+                        <w:tag w:val="R_SELF_GRADE"/>
+                        <w:id w:val="510063"/>
+                      </w:sdtPr>
+                      <w:sdtContent>
+                        <w:r>
+                          <w:rPr>
+                            <w:rFonts w:ascii="Times New Roman" w:hAnsi="Times New Roman"/>
+                            <w:sz w:val="20"/>
+                          </w:rPr>
+                          <w:t xml:space="preserve">«R_SELF_GRADE»</w:t>
+                        </w:r>
+                      </w:sdtContent>
+                    </w:sdt>
+                  </w:p>
+                </w:tc>
+                <w:tc>
+                  <w:tcPr>
+                    <w:tcW w:w="728" w:type="dxa"/>
+                  </w:tcPr>
+                  <w:p>
+                    <w:sdt>
+                      <w:sdtPr>
+                        <w:alias w:val="R_COLLECTIVE_GRADE"/>
+                        <w:tag w:val="R_COLLECTIVE_GRADE"/>
+                        <w:id w:val="921000"/>
+                      </w:sdtPr>
+                      <w:sdtContent>
+                        <w:r>
+                          <w:rPr>
+                            <w:rFonts w:ascii="Times New Roman" w:hAnsi="Times New Roman"/>
+                            <w:sz w:val="20"/>
+                          </w:rPr>
+                          <w:t xml:space="preserve"/>
+                        </w:r>
+                      </w:sdtContent>
+                    </w:sdt>
+                  </w:p>
+                </w:tc>
+                <w:tc>
+                  <w:tcPr>
+                    <w:tcW w:w="2050" w:type="dxa"/>
+                  </w:tcPr>
+                  <w:p>
+                    <w:sdt>
+                      <w:sdtPr>
+                        <w:alias w:val="R_APPRAISAL_GRADE"/>
+                        <w:tag w:val="R_APPRAISAL_GRADE"/>
+                        <w:id w:val="921001"/>
+                      </w:sdtPr>
+                      <w:sdtContent>
+                        <w:r>
+                          <w:rPr>
+                            <w:rFonts w:ascii="Times New Roman" w:hAnsi="Times New Roman"/>
+                            <w:sz w:val="20"/>
+                          </w:rPr>
+                          <w:t xml:space="preserve"/>
+                        </w:r>
+                      </w:sdtContent>
+                    </w:sdt>
+                  </w:p>
+                </w:tc>
+                <w:tc>
+                  <w:tcPr>
+                    <w:tcW w:w="1276" w:type="dxa"/>
+                  </w:tcPr>
+                  <w:p>
+                    <w:sdt>
+                      <w:sdtPr>
+                        <w:alias w:val="R_DIRECTOR_GRADE"/>
+                        <w:tag w:val="R_DIRECTOR_GRADE"/>
+                        <w:id w:val="921002"/>
+                      </w:sdtPr>
+                      <w:sdtContent>
+                        <w:r>
+                          <w:rPr>
+                            <w:rFonts w:ascii="Times New Roman" w:hAnsi="Times New Roman"/>
+                            <w:sz w:val="20"/>
+                          </w:rPr>
+                          <w:t xml:space="preserve"/>
+                        </w:r>
+                      </w:sdtContent>
+                    </w:sdt>
+                  </w:p>
+                </w:tc>
+                <w:tc>
+                  <w:tcPr>
+                    <w:tcW w:w="898" w:type="dxa"/>
+                  </w:tcPr>
+                  <w:p>
+                    <w:r>
+                      <w:rPr>
+                        <w:rFonts w:ascii="Times New Roman" w:hAnsi="Times New Roman"/>
+                        <w:sz w:val="20"/>
+                      </w:rPr>
+                      <w:t/>
+                    </w:r>
+                  </w:p>
+                </w:tc>
+                <w:tc>
+                  <w:tcPr>
+                    <w:tcW w:w="738" w:type="dxa"/>
+                  </w:tcPr>
+                  <w:p>
+                    <w:r>
+                      <w:rPr>
+                        <w:rFonts w:ascii="Times New Roman" w:hAnsi="Times New Roman"/>
+                        <w:sz w:val="20"/>
+                      </w:rPr>
+                      <w:t/>
+                    </w:r>
+                  </w:p>
+                </w:tc>
+                <w:tc>
+                  <w:tcPr>
+                    <w:tcW w:w="705" w:type="dxa"/>
+                  </w:tcPr>
+                  <w:p>
+                    <w:r>
+                      <w:rPr>
+                        <w:rFonts w:ascii="Times New Roman" w:hAnsi="Times New Roman"/>
+                        <w:sz w:val="20"/>
+                      </w:rPr>
+                      <w:t/>
+                    </w:r>
+                  </w:p>
+                </w:tc>
+                <w:tc>
+                  <w:tcPr>
+                    <w:tcW w:w="808" w:type="dxa"/>
+                  </w:tcPr>
+                  <w:p>
+                    <w:r>
+                      <w:rPr>
+                        <w:rFonts w:ascii="Times New Roman" w:hAnsi="Times New Roman"/>
+                        <w:sz w:val="20"/>
+                      </w:rPr>
+                      <w:t/>
+                    </w:r>
+                  </w:p>
+                </w:tc>
+                <w:tc>
+                  <w:tcPr>
+                    <w:tcW w:w="806" w:type="dxa"/>
+                  </w:tcPr>
+                  <w:p>
+                    <w:r>
+                      <w:rPr>
+                        <w:rFonts w:ascii="Times New Roman" w:hAnsi="Times New Roman"/>
+                        <w:sz w:val="20"/>
+                      </w:rPr>
+                      <w:t/>
+                    </w:r>
+                  </w:p>
+                </w:tc>
+              </w:tr>
+            </w:sdtContent>
+          </w:sdt>
+          <w:sdt>
+            <w:sdtPr>
+              <w:alias w:val="ifnot:HAS_SUPERIOR_ROWS"/>
+              <w:tag w:val="ifnot:HAS_SUPERIOR_ROWS"/>
+              <w:id w:val="921005"/>
+            </w:sdtPr>
+            <w:sdtContent>
+              <w:tr>
+                <w:tc>
+                  <w:tcPr>
+                    <w:tcW w:w="450" w:type="dxa"/>
+                  </w:tcPr>
+                  <w:p>
+                    <w:pPr>
+                      <w:jc w:val="center"/>
+                      <w:rPr>
+                        <w:sz w:val="20"/>
+                        <w:szCs w:val="20"/>
+                      </w:rPr>
+                    </w:pPr>
+                  </w:p>
+                </w:tc>
+                <w:tc>
+                  <w:tcPr>
+                    <w:tcW w:w="1435" w:type="dxa"/>
+                  </w:tcPr>
+                  <w:p>
+                    <w:pPr>
+                      <w:rPr>
+                        <w:sz w:val="20"/>
+                        <w:szCs w:val="20"/>
+                      </w:rPr>
+                    </w:pPr>
+                  </w:p>
+                </w:tc>
+                <w:tc>
+                  <w:tcPr>
+                    <w:tcW w:w="1719" w:type="dxa"/>
+                  </w:tcPr>
+                  <w:p>
+                    <w:pPr>
+                      <w:rPr>
+                        <w:sz w:val="20"/>
+                        <w:szCs w:val="20"/>
+                      </w:rPr>
+                    </w:pPr>
+                  </w:p>
+                </w:tc>
+                <w:tc>
+                  <w:tcPr>
+                    <w:tcW w:w="871" w:type="dxa"/>
+                  </w:tcPr>
+                  <w:p>
+                    <w:pPr>
+                      <w:jc w:val="center"/>
+                      <w:rPr>
+                        <w:sz w:val="20"/>
+                        <w:szCs w:val="20"/>
+                      </w:rPr>
+                    </w:pPr>
+                  </w:p>
+                </w:tc>
+                <w:tc>
+                  <w:tcPr>
+                    <w:tcW w:w="1324" w:type="dxa"/>
+                  </w:tcPr>
+                  <w:p>
+                    <w:pPr>
+                      <w:jc w:val="center"/>
+                      <w:rPr>
+                        <w:sz w:val="20"/>
+                        <w:szCs w:val="20"/>
+                      </w:rPr>
+                    </w:pPr>
+                  </w:p>
+                </w:tc>
+                <w:tc>
+                  <w:tcPr>
+                    <w:tcW w:w="774" w:type="dxa"/>
+                  </w:tcPr>
+                  <w:p>
+                    <w:pPr>
+                      <w:jc w:val="center"/>
+                      <w:rPr>
+                        <w:sz w:val="20"/>
+                        <w:szCs w:val="20"/>
+                      </w:rPr>
+                    </w:pPr>
+                  </w:p>
+                </w:tc>
+                <w:tc>
+                  <w:tcPr>
+                    <w:tcW w:w="728" w:type="dxa"/>
+                  </w:tcPr>
+                  <w:p>
+                    <w:pPr>
+                      <w:jc w:val="center"/>
+                      <w:rPr>
+                        <w:sz w:val="20"/>
+                        <w:szCs w:val="20"/>
+                      </w:rPr>
+                    </w:pPr>
+                  </w:p>
+                </w:tc>
+                <w:tc>
+                  <w:tcPr>
+                    <w:tcW w:w="2050" w:type="dxa"/>
+                  </w:tcPr>
+                  <w:p>
+                    <w:pPr>
+                      <w:jc w:val="center"/>
+                      <w:rPr>
+                        <w:sz w:val="20"/>
+                        <w:szCs w:val="20"/>
+                      </w:rPr>
+                    </w:pPr>
+                  </w:p>
+                </w:tc>
+                <w:tc>
+                  <w:tcPr>
+                    <w:tcW w:w="1276" w:type="dxa"/>
+                  </w:tcPr>
+                  <w:p>
+                    <w:pPr>
+                      <w:jc w:val="center"/>
+                      <w:rPr>
+                        <w:i/>
+                        <w:iCs/>
+                        <w:sz w:val="20"/>
+                        <w:szCs w:val="20"/>
+                      </w:rPr>
+                    </w:pPr>
+                  </w:p>
+                </w:tc>
+                <w:tc>
+                  <w:tcPr>
+                    <w:tcW w:w="898" w:type="dxa"/>
+                  </w:tcPr>
+                  <w:p>
+                    <w:pPr>
+                      <w:jc w:val="center"/>
+                      <w:rPr>
+                        <w:sz w:val="20"/>
+                        <w:szCs w:val="20"/>
+                      </w:rPr>
+                    </w:pPr>
+                  </w:p>
+                </w:tc>
+                <w:tc>
+                  <w:tcPr>
+                    <w:tcW w:w="738" w:type="dxa"/>
+                  </w:tcPr>
+                  <w:p>
+                    <w:pPr>
+                      <w:jc w:val="center"/>
+                      <w:rPr>
+                        <w:sz w:val="20"/>
+                        <w:szCs w:val="20"/>
+                      </w:rPr>
+                    </w:pPr>
+                  </w:p>
+                </w:tc>
+                <w:tc>
+                  <w:tcPr>
+                    <w:tcW w:w="705" w:type="dxa"/>
+                  </w:tcPr>
+                  <w:p>
+                    <w:pPr>
+                      <w:jc w:val="center"/>
+                      <w:rPr>
+                        <w:sz w:val="20"/>
+                        <w:szCs w:val="20"/>
+                      </w:rPr>
+                    </w:pPr>
+                  </w:p>
+                </w:tc>
+                <w:tc>
+                  <w:tcPr>
+                    <w:tcW w:w="808" w:type="dxa"/>
+                  </w:tcPr>
+                  <w:p>
+                    <w:pPr>
+                      <w:jc w:val="center"/>
+                      <w:rPr>
+                        <w:sz w:val="20"/>
+                        <w:szCs w:val="20"/>
+                      </w:rPr>
+                    </w:pPr>
+                  </w:p>
+                </w:tc>
+                <w:tc>
+                  <w:tcPr>
+                    <w:tcW w:w="806" w:type="dxa"/>
+                  </w:tcPr>
+                  <w:p>
+                    <w:pPr>
+                      <w:jc w:val="center"/>
+                      <w:rPr>
+                        <w:sz w:val="20"/>
+                        <w:szCs w:val="20"/>
+                      </w:rPr>
+                    </w:pPr>
+                  </w:p>
+                </w:tc>
+              </w:tr>
+            </w:sdtContent>
+          </w:sdt>
+        </w:sdtContent>
+      </w:sdt>
+      <w:sdt>
+        <w:sdtPr>
+          <w:alias w:val="if:SHOW_BASE"/>
+          <w:tag w:val="if:SHOW_BASE"/>
+          <w:id w:val="921009"/>
+        </w:sdtPr>
+        <w:sdtContent>
+          <w:tr>
+            <w:tc>
+              <w:tcPr>
+                <w:tcW w:w="450" w:type="dxa"/>
+              </w:tcPr>
+              <w:p>
+                <w:pPr>
+                  <w:jc w:val="center"/>
+                  <w:rPr>
+                    <w:b/>
+                    <w:bCs/>
+                    <w:sz w:val="20"/>
+                    <w:szCs w:val="20"/>
+                  </w:rPr>
+                </w:pPr>
+                <w:r>
+                  <w:rPr>
+                    <w:b/>
+                    <w:bCs/>
+                    <w:sz w:val="20"/>
+                    <w:szCs w:val="20"/>
+                  </w:rPr>
+                  <w:t>II</w:t>
+                </w:r>
+              </w:p>
+            </w:tc>
+            <w:tc>
+              <w:tcPr>
+                <w:tcW w:w="14133" w:type="dxa"/>
+                <w:gridSpan w:val="13"/>
+              </w:tcPr>
+              <w:p>
+                <w:pPr>
+                  <w:rPr>
+                    <w:b/>
+                    <w:bCs/>
+                    <w:sz w:val="20"/>
+                    <w:szCs w:val="20"/>
+                  </w:rPr>
+                </w:pPr>
+                <w:r>
+                  <w:rPr>
+                    <w:b/>
+                    <w:bCs/>
+                    <w:sz w:val="20"/>
+                    <w:szCs w:val="20"/>
+                  </w:rPr>
+                  <w:t xml:space="preserve">DANH SÁCH CÁN BỘ THUỘC THẨM QUYỀN QUYẾT ĐỊNH, PHÊ DUYỆT MỨC XẾP LOẠI CỦA </w:t>
+                </w:r>
+                <w:sdt>
+                  <w:sdtPr>
+                    <w:alias w:val="BASE_AUTHORITY"/>
+                    <w:tag w:val="BASE_AUTHORITY"/>
+                    <w:id w:val="921007"/>
+                  </w:sdtPr>
+                  <w:sdtContent>
+                    <w:r>
+                      <w:rPr>
+                        <w:b/>
+                        <w:bCs/>
+                        <w:sz w:val="20"/>
+                        <w:szCs w:val="20"/>
+                      </w:rPr>
+                      <w:t xml:space="preserve">ĐẢNG ỦY/CHI ỦY CƠ SỞ…</w:t>
                     </w:r>
                   </w:sdtContent>
                 </w:sdt>
               </w:p>
             </w:tc>
-            <w:tc>
-              <w:tcPr>
-                <w:tcW w:w="1435" w:type="dxa"/>
-              </w:tcPr>
-              <w:p>
-                <w:sdt>
-                  <w:sdtPr>
-                    <w:alias w:val="R_NAME"/>
-                    <w:tag w:val="R_NAME"/>
-                    <w:id w:val="510060"/>
-                  </w:sdtPr>
-                  <w:sdtContent>
+          </w:tr>
+          <w:sdt>
+            <w:sdtPr>
+              <w:alias w:val="repeat:BASE_ROWS"/>
+              <w:tag w:val="repeat:BASE_ROWS"/>
+              <w:id w:val="921003"/>
+            </w:sdtPr>
+            <w:sdtContent>
+              <w:tr>
+                <w:tc>
+                  <w:tcPr>
+                    <w:tcW w:w="450" w:type="dxa"/>
+                  </w:tcPr>
+                  <w:p>
+                    <w:sdt>
+                      <w:sdtPr>
+                        <w:alias w:val="R_STT"/>
+                        <w:tag w:val="R_STT"/>
+                        <w:id w:val="510059"/>
+                      </w:sdtPr>
+                      <w:sdtContent>
+                        <w:r>
+                          <w:rPr>
+                            <w:rFonts w:ascii="Times New Roman" w:hAnsi="Times New Roman"/>
+                            <w:sz w:val="20"/>
+                          </w:rPr>
+                          <w:t xml:space="preserve">«R_STT»</w:t>
+                        </w:r>
+                      </w:sdtContent>
+                    </w:sdt>
+                  </w:p>
+                </w:tc>
+                <w:tc>
+                  <w:tcPr>
+                    <w:tcW w:w="1435" w:type="dxa"/>
+                  </w:tcPr>
+                  <w:p>
+                    <w:sdt>
+                      <w:sdtPr>
+                        <w:alias w:val="R_NAME"/>
+                        <w:tag w:val="R_NAME"/>
+                        <w:id w:val="510060"/>
+                      </w:sdtPr>
+                      <w:sdtContent>
+                        <w:r>
+                          <w:rPr>
+                            <w:rFonts w:ascii="Times New Roman" w:hAnsi="Times New Roman"/>
+                            <w:sz w:val="20"/>
+                          </w:rPr>
+                          <w:t xml:space="preserve">«R_NAME»</w:t>
+                        </w:r>
+                      </w:sdtContent>
+                    </w:sdt>
+                  </w:p>
+                </w:tc>
+                <w:tc>
+                  <w:tcPr>
+                    <w:tcW w:w="1719" w:type="dxa"/>
+                  </w:tcPr>
+                  <w:p>
+                    <w:sdt>
+                      <w:sdtPr>
+                        <w:alias w:val="R_POSITION_DEPT"/>
+                        <w:tag w:val="R_POSITION_DEPT"/>
+                        <w:id w:val="510061"/>
+                      </w:sdtPr>
+                      <w:sdtContent>
+                        <w:r>
+                          <w:rPr>
+                            <w:rFonts w:ascii="Times New Roman" w:hAnsi="Times New Roman"/>
+                            <w:sz w:val="20"/>
+                          </w:rPr>
+                          <w:t xml:space="preserve">«R_POSITION_DEPT»</w:t>
+                        </w:r>
+                      </w:sdtContent>
+                    </w:sdt>
+                  </w:p>
+                </w:tc>
+                <w:tc>
+                  <w:tcPr>
+                    <w:tcW w:w="871" w:type="dxa"/>
+                  </w:tcPr>
+                  <w:p>
+                    <w:sdt>
+                      <w:sdtPr>
+                        <w:alias w:val="R_GENERAL_SCORE"/>
+                        <w:tag w:val="R_GENERAL_SCORE"/>
+                        <w:id w:val="510062"/>
+                      </w:sdtPr>
+                      <w:sdtContent>
+                        <w:r>
+                          <w:rPr>
+                            <w:rFonts w:ascii="Times New Roman" w:hAnsi="Times New Roman"/>
+                            <w:sz w:val="20"/>
+                          </w:rPr>
+                          <w:t xml:space="preserve">«R_GENERAL_SCORE»</w:t>
+                        </w:r>
+                      </w:sdtContent>
+                    </w:sdt>
+                  </w:p>
+                </w:tc>
+                <w:tc>
+                  <w:tcPr>
+                    <w:tcW w:w="1324" w:type="dxa"/>
+                  </w:tcPr>
+                  <w:p>
                     <w:r>
                       <w:rPr>
                         <w:rFonts w:ascii="Times New Roman" w:hAnsi="Times New Roman"/>
                         <w:sz w:val="20"/>
                       </w:rPr>
-                      <w:t xml:space="preserve">«R_NAME»</w:t>
+                      <w:t/>
                     </w:r>
-                  </w:sdtContent>
-                </w:sdt>
-              </w:p>
-            </w:tc>
-            <w:tc>
-              <w:tcPr>
-                <w:tcW w:w="1719" w:type="dxa"/>
-              </w:tcPr>
-              <w:p>
-                <w:sdt>
-                  <w:sdtPr>
-                    <w:alias w:val="R_POSITION_DEPT"/>
-                    <w:tag w:val="R_POSITION_DEPT"/>
-                    <w:id w:val="510061"/>
-                  </w:sdtPr>
-                  <w:sdtContent>
+                    <w:sdt>
+                      <w:sdtPr>
+                        <w:alias w:val="R_TASKS_SCORE"/>
+                        <w:tag w:val="R_TASKS_SCORE"/>
+                        <w:id w:val="510064"/>
+                      </w:sdtPr>
+                      <w:sdtContent>
+                        <w:r>
+                          <w:rPr>
+                            <w:rFonts w:ascii="Times New Roman" w:hAnsi="Times New Roman"/>
+                            <w:sz w:val="20"/>
+                          </w:rPr>
+                          <w:t xml:space="preserve">«R_TASKS_SCORE»</w:t>
+                        </w:r>
+                      </w:sdtContent>
+                    </w:sdt>
+                  </w:p>
+                </w:tc>
+                <w:tc>
+                  <w:tcPr>
+                    <w:tcW w:w="774" w:type="dxa"/>
+                  </w:tcPr>
+                  <w:p>
+                    <w:sdt>
+                      <w:sdtPr>
+                        <w:alias w:val="R_SELF_GRADE"/>
+                        <w:tag w:val="R_SELF_GRADE"/>
+                        <w:id w:val="510063"/>
+                      </w:sdtPr>
+                      <w:sdtContent>
+                        <w:r>
+                          <w:rPr>
+                            <w:rFonts w:ascii="Times New Roman" w:hAnsi="Times New Roman"/>
+                            <w:sz w:val="20"/>
+                          </w:rPr>
+                          <w:t xml:space="preserve">«R_SELF_GRADE»</w:t>
+                        </w:r>
+                      </w:sdtContent>
+                    </w:sdt>
+                  </w:p>
+                </w:tc>
+                <w:tc>
+                  <w:tcPr>
+                    <w:tcW w:w="728" w:type="dxa"/>
+                  </w:tcPr>
+                  <w:p>
+                    <w:sdt>
+                      <w:sdtPr>
+                        <w:alias w:val="R_COLLECTIVE_GRADE"/>
+                        <w:tag w:val="R_COLLECTIVE_GRADE"/>
+                        <w:id w:val="921000"/>
+                      </w:sdtPr>
+                      <w:sdtContent>
+                        <w:r>
+                          <w:rPr>
+                            <w:rFonts w:ascii="Times New Roman" w:hAnsi="Times New Roman"/>
+                            <w:sz w:val="20"/>
+                          </w:rPr>
+                          <w:t xml:space="preserve"/>
+                        </w:r>
+                      </w:sdtContent>
+                    </w:sdt>
+                  </w:p>
+                </w:tc>
+                <w:tc>
+                  <w:tcPr>
+                    <w:tcW w:w="2050" w:type="dxa"/>
+                  </w:tcPr>
+                  <w:p>
+                    <w:sdt>
+                      <w:sdtPr>
+                        <w:alias w:val="R_APPRAISAL_GRADE"/>
+                        <w:tag w:val="R_APPRAISAL_GRADE"/>
+                        <w:id w:val="921001"/>
+                      </w:sdtPr>
+                      <w:sdtContent>
+                        <w:r>
+                          <w:rPr>
+                            <w:rFonts w:ascii="Times New Roman" w:hAnsi="Times New Roman"/>
+                            <w:sz w:val="20"/>
+                          </w:rPr>
+                          <w:t xml:space="preserve"/>
+                        </w:r>
+                      </w:sdtContent>
+                    </w:sdt>
+                  </w:p>
+                </w:tc>
+                <w:tc>
+                  <w:tcPr>
+                    <w:tcW w:w="1276" w:type="dxa"/>
+                  </w:tcPr>
+                  <w:p>
+                    <w:sdt>
+                      <w:sdtPr>
+                        <w:alias w:val="R_DIRECTOR_GRADE"/>
+                        <w:tag w:val="R_DIRECTOR_GRADE"/>
+                        <w:id w:val="921002"/>
+                      </w:sdtPr>
+                      <w:sdtContent>
+                        <w:r>
+                          <w:rPr>
+                            <w:rFonts w:ascii="Times New Roman" w:hAnsi="Times New Roman"/>
+                            <w:sz w:val="20"/>
+                          </w:rPr>
+                          <w:t xml:space="preserve"/>
+                        </w:r>
+                      </w:sdtContent>
+                    </w:sdt>
+                  </w:p>
+                </w:tc>
+                <w:tc>
+                  <w:tcPr>
+                    <w:tcW w:w="898" w:type="dxa"/>
+                  </w:tcPr>
+                  <w:p>
                     <w:r>
                       <w:rPr>
                         <w:rFonts w:ascii="Times New Roman" w:hAnsi="Times New Roman"/>
                         <w:sz w:val="20"/>
                       </w:rPr>
-                      <w:t xml:space="preserve">«R_POSITION_DEPT»</w:t>
+                      <w:t/>
                     </w:r>
-                  </w:sdtContent>
-                </w:sdt>
-              </w:p>
-            </w:tc>
-            <w:tc>
-              <w:tcPr>
-                <w:tcW w:w="871" w:type="dxa"/>
-              </w:tcPr>
-              <w:p>
-                <w:sdt>
-                  <w:sdtPr>
-                    <w:alias w:val="R_GENERAL_SCORE"/>
-                    <w:tag w:val="R_GENERAL_SCORE"/>
-                    <w:id w:val="510062"/>
-                  </w:sdtPr>
-                  <w:sdtContent>
+                  </w:p>
+                </w:tc>
+                <w:tc>
+                  <w:tcPr>
+                    <w:tcW w:w="738" w:type="dxa"/>
+                  </w:tcPr>
+                  <w:p>
                     <w:r>
                       <w:rPr>
                         <w:rFonts w:ascii="Times New Roman" w:hAnsi="Times New Roman"/>
                         <w:sz w:val="20"/>
                       </w:rPr>
-                      <w:t xml:space="preserve">«R_GENERAL_SCORE»</w:t>
+                      <w:t/>
                     </w:r>
-                  </w:sdtContent>
-                </w:sdt>
-              </w:p>
-            </w:tc>
-            <w:tc>
-              <w:tcPr>
-                <w:tcW w:w="1324" w:type="dxa"/>
-              </w:tcPr>
-              <w:p>
-                <w:r>
-                  <w:rPr>
-                    <w:rFonts w:ascii="Times New Roman" w:hAnsi="Times New Roman"/>
-                    <w:sz w:val="20"/>
-                  </w:rPr>
-                  <w:t/>
-                </w:r>
-                <w:sdt>
-                  <w:sdtPr>
-                    <w:alias w:val="R_TASKS_SCORE"/>
-                    <w:tag w:val="R_TASKS_SCORE"/>
-                    <w:id w:val="510064"/>
-                  </w:sdtPr>
-                  <w:sdtContent>
+                  </w:p>
+                </w:tc>
+                <w:tc>
+                  <w:tcPr>
+                    <w:tcW w:w="705" w:type="dxa"/>
+                  </w:tcPr>
+                  <w:p>
                     <w:r>
                       <w:rPr>
                         <w:rFonts w:ascii="Times New Roman" w:hAnsi="Times New Roman"/>
                         <w:sz w:val="20"/>
                       </w:rPr>
-                      <w:t xml:space="preserve">«R_TASKS_SCORE»</w:t>
+                      <w:t/>
                     </w:r>
-                  </w:sdtContent>
-                </w:sdt>
-              </w:p>
-            </w:tc>
-            <w:tc>
-              <w:tcPr>
-                <w:tcW w:w="774" w:type="dxa"/>
-              </w:tcPr>
-              <w:p>
-                <w:sdt>
-                  <w:sdtPr>
-                    <w:alias w:val="R_SELF_GRADE"/>
-                    <w:tag w:val="R_SELF_GRADE"/>
-                    <w:id w:val="510063"/>
-                  </w:sdtPr>
-                  <w:sdtContent>
+                  </w:p>
+                </w:tc>
+                <w:tc>
+                  <w:tcPr>
+                    <w:tcW w:w="808" w:type="dxa"/>
+                  </w:tcPr>
+                  <w:p>
                     <w:r>
                       <w:rPr>
                         <w:rFonts w:ascii="Times New Roman" w:hAnsi="Times New Roman"/>
                         <w:sz w:val="20"/>
                       </w:rPr>
-                      <w:t xml:space="preserve">«R_SELF_GRADE»</w:t>
+                      <w:t/>
                     </w:r>
-                  </w:sdtContent>
-                </w:sdt>
-              </w:p>
-            </w:tc>
-            <w:tc>
-              <w:tcPr>
-                <w:tcW w:w="728" w:type="dxa"/>
-              </w:tcPr>
-              <w:p>
-                <w:r>
-                  <w:rPr>
-                    <w:rFonts w:ascii="Times New Roman" w:hAnsi="Times New Roman"/>
-                    <w:sz w:val="20"/>
-                  </w:rPr>
-                  <w:t/>
-                </w:r>
-              </w:p>
-            </w:tc>
-            <w:tc>
-              <w:tcPr>
-                <w:tcW w:w="2050" w:type="dxa"/>
-              </w:tcPr>
-              <w:p>
-                <w:r>
-                  <w:rPr>
-                    <w:rFonts w:ascii="Times New Roman" w:hAnsi="Times New Roman"/>
-                    <w:sz w:val="20"/>
-                  </w:rPr>
-                  <w:t/>
-                </w:r>
-              </w:p>
-            </w:tc>
-            <w:tc>
-              <w:tcPr>
-                <w:tcW w:w="1276" w:type="dxa"/>
-              </w:tcPr>
-              <w:p>
-                <w:r>
-                  <w:rPr>
-                    <w:rFonts w:ascii="Times New Roman" w:hAnsi="Times New Roman"/>
-                    <w:sz w:val="20"/>
-                  </w:rPr>
-                  <w:t/>
-                </w:r>
-              </w:p>
-            </w:tc>
-            <w:tc>
-              <w:tcPr>
-                <w:tcW w:w="898" w:type="dxa"/>
-              </w:tcPr>
-              <w:p>
-                <w:r>
-                  <w:rPr>
-                    <w:rFonts w:ascii="Times New Roman" w:hAnsi="Times New Roman"/>
-                    <w:sz w:val="20"/>
-                  </w:rPr>
-                  <w:t/>
-                </w:r>
-              </w:p>
-            </w:tc>
-            <w:tc>
-              <w:tcPr>
-                <w:tcW w:w="738" w:type="dxa"/>
-              </w:tcPr>
-              <w:p>
-                <w:r>
-                  <w:rPr>
-                    <w:rFonts w:ascii="Times New Roman" w:hAnsi="Times New Roman"/>
-                    <w:sz w:val="20"/>
-                  </w:rPr>
-                  <w:t/>
-                </w:r>
-              </w:p>
-            </w:tc>
-            <w:tc>
-              <w:tcPr>
-                <w:tcW w:w="705" w:type="dxa"/>
-              </w:tcPr>
-              <w:p>
-                <w:r>
-                  <w:rPr>
-                    <w:rFonts w:ascii="Times New Roman" w:hAnsi="Times New Roman"/>
-                    <w:sz w:val="20"/>
-                  </w:rPr>
-                  <w:t/>
-                </w:r>
-              </w:p>
-            </w:tc>
-            <w:tc>
-              <w:tcPr>
-                <w:tcW w:w="808" w:type="dxa"/>
-              </w:tcPr>
-              <w:p>
-                <w:r>
-                  <w:rPr>
-                    <w:rFonts w:ascii="Times New Roman" w:hAnsi="Times New Roman"/>
-                    <w:sz w:val="20"/>
-                  </w:rPr>
-                  <w:t/>
-                </w:r>
-              </w:p>
-            </w:tc>
-            <w:tc>
-              <w:tcPr>
-                <w:tcW w:w="806" w:type="dxa"/>
-              </w:tcPr>
-              <w:p>
-                <w:r>
-                  <w:rPr>
-                    <w:rFonts w:ascii="Times New Roman" w:hAnsi="Times New Roman"/>
-                    <w:sz w:val="20"/>
-                  </w:rPr>
-                  <w:t/>
-                </w:r>
-              </w:p>
-            </w:tc>
-          </w:tr>
+                  </w:p>
+                </w:tc>
+                <w:tc>
+                  <w:tcPr>
+                    <w:tcW w:w="806" w:type="dxa"/>
+                  </w:tcPr>
+                  <w:p>
+                    <w:r>
+                      <w:rPr>
+                        <w:rFonts w:ascii="Times New Roman" w:hAnsi="Times New Roman"/>
+                        <w:sz w:val="20"/>
+                      </w:rPr>
+                      <w:t/>
+                    </w:r>
+                  </w:p>
+                </w:tc>
+              </w:tr>
+            </w:sdtContent>
+          </w:sdt>
+          <w:sdt>
+            <w:sdtPr>
+              <w:alias w:val="ifnot:HAS_BASE_ROWS"/>
+              <w:tag w:val="ifnot:HAS_BASE_ROWS"/>
+              <w:id w:val="921006"/>
+            </w:sdtPr>
+            <w:sdtContent>
+              <w:tr>
+                <w:tc>
+                  <w:tcPr>
+                    <w:tcW w:w="450" w:type="dxa"/>
+                  </w:tcPr>
+                  <w:p>
+                    <w:pPr>
+                      <w:jc w:val="center"/>
+                      <w:rPr>
+                        <w:sz w:val="20"/>
+                        <w:szCs w:val="20"/>
+                      </w:rPr>
+                    </w:pPr>
+                  </w:p>
+                </w:tc>
+                <w:tc>
+                  <w:tcPr>
+                    <w:tcW w:w="1435" w:type="dxa"/>
+                  </w:tcPr>
+                  <w:p>
+                    <w:pPr>
+                      <w:rPr>
+                        <w:sz w:val="20"/>
+                        <w:szCs w:val="20"/>
+                      </w:rPr>
+                    </w:pPr>
+                  </w:p>
+                </w:tc>
+                <w:tc>
+                  <w:tcPr>
+                    <w:tcW w:w="1719" w:type="dxa"/>
+                  </w:tcPr>
+                  <w:p>
+                    <w:pPr>
+                      <w:rPr>
+                        <w:sz w:val="20"/>
+                        <w:szCs w:val="20"/>
+                      </w:rPr>
+                    </w:pPr>
+                  </w:p>
+                </w:tc>
+                <w:tc>
+                  <w:tcPr>
+                    <w:tcW w:w="871" w:type="dxa"/>
+                  </w:tcPr>
+                  <w:p>
+                    <w:pPr>
+                      <w:jc w:val="center"/>
+                      <w:rPr>
+                        <w:sz w:val="20"/>
+                        <w:szCs w:val="20"/>
+                      </w:rPr>
+                    </w:pPr>
+                  </w:p>
+                </w:tc>
+                <w:tc>
+                  <w:tcPr>
+                    <w:tcW w:w="1324" w:type="dxa"/>
+                  </w:tcPr>
+                  <w:p>
+                    <w:pPr>
+                      <w:jc w:val="center"/>
+                      <w:rPr>
+                        <w:sz w:val="20"/>
+                        <w:szCs w:val="20"/>
+                      </w:rPr>
+                    </w:pPr>
+                  </w:p>
+                </w:tc>
+                <w:tc>
+                  <w:tcPr>
+                    <w:tcW w:w="774" w:type="dxa"/>
+                  </w:tcPr>
+                  <w:p>
+                    <w:pPr>
+                      <w:jc w:val="center"/>
+                      <w:rPr>
+                        <w:sz w:val="20"/>
+                        <w:szCs w:val="20"/>
+                      </w:rPr>
+                    </w:pPr>
+                  </w:p>
+                </w:tc>
+                <w:tc>
+                  <w:tcPr>
+                    <w:tcW w:w="728" w:type="dxa"/>
+                  </w:tcPr>
+                  <w:p>
+                    <w:pPr>
+                      <w:jc w:val="center"/>
+                      <w:rPr>
+                        <w:sz w:val="20"/>
+                        <w:szCs w:val="20"/>
+                      </w:rPr>
+                    </w:pPr>
+                  </w:p>
+                </w:tc>
+                <w:tc>
+                  <w:tcPr>
+                    <w:tcW w:w="2050" w:type="dxa"/>
+                  </w:tcPr>
+                  <w:p>
+                    <w:pPr>
+                      <w:jc w:val="center"/>
+                      <w:rPr>
+                        <w:sz w:val="20"/>
+                        <w:szCs w:val="20"/>
+                      </w:rPr>
+                    </w:pPr>
+                  </w:p>
+                </w:tc>
+                <w:tc>
+                  <w:tcPr>
+                    <w:tcW w:w="1276" w:type="dxa"/>
+                  </w:tcPr>
+                  <w:p>
+                    <w:pPr>
+                      <w:jc w:val="center"/>
+                      <w:rPr>
+                        <w:i/>
+                        <w:iCs/>
+                        <w:sz w:val="20"/>
+                        <w:szCs w:val="20"/>
+                      </w:rPr>
+                    </w:pPr>
+                  </w:p>
+                </w:tc>
+                <w:tc>
+                  <w:tcPr>
+                    <w:tcW w:w="898" w:type="dxa"/>
+                  </w:tcPr>
+                  <w:p>
+                    <w:pPr>
+                      <w:jc w:val="center"/>
+                      <w:rPr>
+                        <w:sz w:val="20"/>
+                        <w:szCs w:val="20"/>
+                      </w:rPr>
+                    </w:pPr>
+                  </w:p>
+                </w:tc>
+                <w:tc>
+                  <w:tcPr>
+                    <w:tcW w:w="738" w:type="dxa"/>
+                  </w:tcPr>
+                  <w:p>
+                    <w:pPr>
+                      <w:jc w:val="center"/>
+                      <w:rPr>
+                        <w:sz w:val="20"/>
+                        <w:szCs w:val="20"/>
+                      </w:rPr>
+                    </w:pPr>
+                  </w:p>
+                </w:tc>
+                <w:tc>
+                  <w:tcPr>
+                    <w:tcW w:w="705" w:type="dxa"/>
+                  </w:tcPr>
+                  <w:p>
+                    <w:pPr>
+                      <w:jc w:val="center"/>
+                      <w:rPr>
+                        <w:sz w:val="20"/>
+                        <w:szCs w:val="20"/>
+                      </w:rPr>
+                    </w:pPr>
+                  </w:p>
+                </w:tc>
+                <w:tc>
+                  <w:tcPr>
+                    <w:tcW w:w="808" w:type="dxa"/>
+                  </w:tcPr>
+                  <w:p>
+                    <w:pPr>
+                      <w:jc w:val="center"/>
+                      <w:rPr>
+                        <w:sz w:val="20"/>
+                        <w:szCs w:val="20"/>
+                      </w:rPr>
+                    </w:pPr>
+                  </w:p>
+                </w:tc>
+                <w:tc>
+                  <w:tcPr>
+                    <w:tcW w:w="806" w:type="dxa"/>
+                  </w:tcPr>
+                  <w:p>
+                    <w:pPr>
+                      <w:jc w:val="center"/>
+                      <w:rPr>
+                        <w:sz w:val="20"/>
+                        <w:szCs w:val="20"/>
+                      </w:rPr>
+                    </w:pPr>
+                  </w:p>
+                </w:tc>
+              </w:tr>
+            </w:sdtContent>
+          </w:sdt>
         </w:sdtContent>
       </w:sdt>
     </w:tbl>

--- a/backend/src/CongTacDang.Infrastructure/Templates/Word/Mau_11_PhieuBoPhieuChiBo.docx
+++ b/backend/src/CongTacDang.Infrastructure/Templates/Word/Mau_11_PhieuBoPhieuChiBo.docx
@@ -209,7 +209,6 @@
         <w:rPr>
           <w:b/>
           <w:bCs/>
-          <w:color w:val="EE0000"/>
           <w:sz w:val="30"/>
           <w:szCs w:val="30"/>
         </w:rPr>
@@ -218,7 +217,6 @@
         <w:rPr>
           <w:b/>
           <w:bCs/>
-          <w:color w:val="EE0000"/>
           <w:sz w:val="30"/>
           <w:szCs w:val="30"/>
         </w:rPr>
@@ -235,7 +233,6 @@
             <w:rPr>
               <w:b/>
               <w:bCs/>
-              <w:color w:val="EE0000"/>
               <w:sz w:val="30"/>
               <w:szCs w:val="30"/>
             </w:rPr>
@@ -2409,20 +2406,6 @@
         <w:t>(có thể ký hoặc không ký tên)</w:t>
       </w:r>
     </w:p>
-    <w:p>
-      <w:pPr>
-        <w:spacing w:after="0"/>
-        <w:rPr>
-          <w:lang w:val="en-US"/>
-        </w:rPr>
-        <w:sectPr>
-          <w:pgSz w:w="16838" w:h="11906" w:orient="landscape"/>
-          <w:pgMar w:top="1021" w:right="851" w:bottom="1021" w:left="851" w:header="720" w:footer="720" w:gutter="0"/>
-          <w:cols w:space="720"/>
-          <w:docGrid w:linePitch="360"/>
-        </w:sectPr>
-      </w:pPr>
-    </w:p>
     <w:sectPr>
       <w:pgSz w:w="16838" w:h="11906" w:orient="landscape"/>
       <w:pgMar w:top="1021" w:right="851" w:bottom="1021" w:left="851" w:header="720" w:footer="720" w:gutter="0"/>
